--- a/Artigo RBC/Artigo RBC.docx
+++ b/Artigo RBC/Artigo RBC.docx
@@ -2666,7 +2666,11 @@
         <w:fldChar w:fldCharType="end"/>
       </w:r>
       <w:r>
-        <w:t>.  Ademais, a abrangência da coleta, que resultou em mais de 103 milhões de endereços validados em 2022, torna sua base de dados georreferenciados uma das mais completas do país.</w:t>
+        <w:t xml:space="preserve">.  Ademais, a abrangência da coleta, que resultou </w:t>
+      </w:r>
+      <w:r>
+        <w:lastRenderedPageBreak/>
+        <w:t>em mais de 103 milhões de endereços validados em 2022, torna sua base de dados georreferenciados uma das mais completas do país.</w:t>
       </w:r>
     </w:p>
     <w:p>
@@ -3246,7 +3250,11 @@
         <w:pStyle w:val="Texto"/>
       </w:pPr>
       <w:r>
-        <w:t>Para organizar as diferentes origens de dados, adotou-se a convenção de acrescentar um identificador de domínio antes dos nomes das tabelas: CN_ para CNEFE; CI_ para CIATA e; SC_ para SuperCIATA</w:t>
+        <w:t xml:space="preserve">Para organizar as diferentes origens de dados, adotou-se a convenção de acrescentar um identificador </w:t>
+      </w:r>
+      <w:r>
+        <w:lastRenderedPageBreak/>
+        <w:t>de domínio antes dos nomes das tabelas: CN_ para CNEFE; CI_ para CIATA e; SC_ para SuperCIATA</w:t>
       </w:r>
     </w:p>
     <w:p>
@@ -3810,6 +3818,7 @@
       </w:pPr>
       <w:bookmarkStart w:id="8" w:name="_Ref210806662"/>
       <w:r>
+        <w:lastRenderedPageBreak/>
         <w:t xml:space="preserve">Quadro </w:t>
       </w:r>
       <w:r>
@@ -4852,7 +4861,11 @@
         <w:t xml:space="preserve"> do CNEFE</w:t>
       </w:r>
       <w:r>
-        <w:t>, cada face está associada a um único logradouro, e os números das faces seguem uma sequência ordenada. Essa estrutura permite identificar a posição relativa dos logradouros que delimitam uma quadra.</w:t>
+        <w:t xml:space="preserve">, cada face está associada a um único logradouro, e os números </w:t>
+      </w:r>
+      <w:r>
+        <w:lastRenderedPageBreak/>
+        <w:t>das faces seguem uma sequência ordenada. Essa estrutura permite identificar a posição relativa dos logradouros que delimitam uma quadra.</w:t>
       </w:r>
     </w:p>
     <w:p>
@@ -5933,6 +5946,7 @@
       </w:pPr>
       <w:bookmarkStart w:id="15" w:name="_Ref215391063"/>
       <w:r>
+        <w:lastRenderedPageBreak/>
         <w:t xml:space="preserve">Quadro </w:t>
       </w:r>
       <w:r>
@@ -6788,6 +6802,7 @@
         <w:keepLines w:val="0"/>
       </w:pPr>
       <w:r>
+        <w:lastRenderedPageBreak/>
         <w:t>Criar tabela CI_LOTES</w:t>
       </w:r>
     </w:p>
@@ -13295,7 +13310,6 @@
           <w:docPartUnique/>
         </w:docPartObj>
       </w:sdtPr>
-      <w:sdtEndPr/>
       <w:sdtContent>
         <w:r>
           <w:fldChar w:fldCharType="begin"/>
@@ -13368,7 +13382,6 @@
               <w:docPartUnique/>
             </w:docPartObj>
           </w:sdtPr>
-          <w:sdtEndPr/>
           <w:sdtContent>
             <w:p>
               <w:pPr>
@@ -18483,12 +18496,6 @@
 </file>
 
 <file path=customXml/item1.xml><?xml version="1.0" encoding="utf-8"?>
-<p:properties xmlns:p="http://schemas.microsoft.com/office/2006/metadata/properties" xmlns:xsi="http://www.w3.org/2001/XMLSchema-instance" xmlns:pc="http://schemas.microsoft.com/office/infopath/2007/PartnerControls">
-  <documentManagement/>
-</p:properties>
-</file>
-
-<file path=customXml/item2.xml><?xml version="1.0" encoding="utf-8"?>
 <ct:contentTypeSchema xmlns:ct="http://schemas.microsoft.com/office/2006/metadata/contentType" xmlns:ma="http://schemas.microsoft.com/office/2006/metadata/properties/metaAttributes" ct:_="" ma:_="" ma:contentTypeName="Documento" ma:contentTypeID="0x01010015C3CB57ECFF704681DE6D0225573661" ma:contentTypeVersion="11" ma:contentTypeDescription="Crie um novo documento." ma:contentTypeScope="" ma:versionID="a25cbccc9e575d163515f641649bc18e">
   <xsd:schema xmlns:xsd="http://www.w3.org/2001/XMLSchema" xmlns:xs="http://www.w3.org/2001/XMLSchema" xmlns:p="http://schemas.microsoft.com/office/2006/metadata/properties" xmlns:ns3="7729959a-6c19-4435-b273-3b9c13b42d83" xmlns:ns4="35dca802-2542-4568-9350-26ac01424ce4" targetNamespace="http://schemas.microsoft.com/office/2006/metadata/properties" ma:root="true" ma:fieldsID="273de6b95b342e101980e35e771ace44" ns3:_="" ns4:_="">
     <xsd:import namespace="7729959a-6c19-4435-b273-3b9c13b42d83"/>
@@ -18697,7 +18704,17 @@
 </ct:contentTypeSchema>
 </file>
 
+<file path=customXml/item2.xml><?xml version="1.0" encoding="utf-8"?>
+<p:properties xmlns:p="http://schemas.microsoft.com/office/2006/metadata/properties" xmlns:xsi="http://www.w3.org/2001/XMLSchema-instance" xmlns:pc="http://schemas.microsoft.com/office/infopath/2007/PartnerControls">
+  <documentManagement/>
+</p:properties>
+</file>
+
 <file path=customXml/item3.xml><?xml version="1.0" encoding="utf-8"?>
+<b:Sources xmlns:b="http://schemas.openxmlformats.org/officeDocument/2006/bibliography" xmlns="http://schemas.openxmlformats.org/officeDocument/2006/bibliography" SelectedStyle="\APASixthEditionOfficeOnline.xsl" StyleName="APA" Version="6"/>
+</file>
+
+<file path=customXml/item4.xml><?xml version="1.0" encoding="utf-8"?>
 <?mso-contentType ?>
 <FormTemplates xmlns="http://schemas.microsoft.com/sharepoint/v3/contenttype/forms">
   <Display>DocumentLibraryForm</Display>
@@ -18706,20 +18723,7 @@
 </FormTemplates>
 </file>
 
-<file path=customXml/item4.xml><?xml version="1.0" encoding="utf-8"?>
-<b:Sources xmlns:b="http://schemas.openxmlformats.org/officeDocument/2006/bibliography" xmlns="http://schemas.openxmlformats.org/officeDocument/2006/bibliography" SelectedStyle="\APASixthEditionOfficeOnline.xsl" StyleName="APA" Version="6"/>
-</file>
-
 <file path=customXml/itemProps1.xml><?xml version="1.0" encoding="utf-8"?>
-<ds:datastoreItem xmlns:ds="http://schemas.openxmlformats.org/officeDocument/2006/customXml" ds:itemID="{61A674F5-A967-45D3-A60C-A337D32F4158}">
-  <ds:schemaRefs>
-    <ds:schemaRef ds:uri="http://schemas.microsoft.com/office/2006/metadata/properties"/>
-    <ds:schemaRef ds:uri="http://schemas.microsoft.com/office/infopath/2007/PartnerControls"/>
-  </ds:schemaRefs>
-</ds:datastoreItem>
-</file>
-
-<file path=customXml/itemProps2.xml><?xml version="1.0" encoding="utf-8"?>
 <ds:datastoreItem xmlns:ds="http://schemas.openxmlformats.org/officeDocument/2006/customXml" ds:itemID="{9A09A772-A7D1-4CF1-9A7F-C6D101051285}">
   <ds:schemaRefs>
     <ds:schemaRef ds:uri="http://schemas.microsoft.com/office/2006/metadata/contentType"/>
@@ -18738,18 +18742,27 @@
 </ds:datastoreItem>
 </file>
 
+<file path=customXml/itemProps2.xml><?xml version="1.0" encoding="utf-8"?>
+<ds:datastoreItem xmlns:ds="http://schemas.openxmlformats.org/officeDocument/2006/customXml" ds:itemID="{61A674F5-A967-45D3-A60C-A337D32F4158}">
+  <ds:schemaRefs>
+    <ds:schemaRef ds:uri="http://schemas.microsoft.com/office/2006/metadata/properties"/>
+    <ds:schemaRef ds:uri="http://schemas.microsoft.com/office/infopath/2007/PartnerControls"/>
+  </ds:schemaRefs>
+</ds:datastoreItem>
+</file>
+
 <file path=customXml/itemProps3.xml><?xml version="1.0" encoding="utf-8"?>
+<ds:datastoreItem xmlns:ds="http://schemas.openxmlformats.org/officeDocument/2006/customXml" ds:itemID="{8B3B0863-5025-4EEE-BB9A-434401E67056}">
+  <ds:schemaRefs>
+    <ds:schemaRef ds:uri="http://schemas.openxmlformats.org/officeDocument/2006/bibliography"/>
+  </ds:schemaRefs>
+</ds:datastoreItem>
+</file>
+
+<file path=customXml/itemProps4.xml><?xml version="1.0" encoding="utf-8"?>
 <ds:datastoreItem xmlns:ds="http://schemas.openxmlformats.org/officeDocument/2006/customXml" ds:itemID="{06F7D5D4-DE25-49C4-9D01-AF5F24ECC6DB}">
   <ds:schemaRefs>
     <ds:schemaRef ds:uri="http://schemas.microsoft.com/sharepoint/v3/contenttype/forms"/>
   </ds:schemaRefs>
 </ds:datastoreItem>
-</file>
-
-<file path=customXml/itemProps4.xml><?xml version="1.0" encoding="utf-8"?>
-<ds:datastoreItem xmlns:ds="http://schemas.openxmlformats.org/officeDocument/2006/customXml" ds:itemID="{8B3B0863-5025-4EEE-BB9A-434401E67056}">
-  <ds:schemaRefs>
-    <ds:schemaRef ds:uri="http://schemas.openxmlformats.org/officeDocument/2006/bibliography"/>
-  </ds:schemaRefs>
-</ds:datastoreItem>
 </file>
--- a/Artigo RBC/Artigo RBC.docx
+++ b/Artigo RBC/Artigo RBC.docx
@@ -8533,7 +8533,11 @@
         <w:pStyle w:val="Texto"/>
       </w:pPr>
       <w:r>
-        <w:t xml:space="preserve">Apesar de sua sintaxe inicialmente aparentar complexidade, a linguagem SQL apresenta uma estrutura lógica </w:t>
+        <w:t xml:space="preserve">Apesar de sua sintaxe inicialmente aparentar complexidade, a linguagem SQL apresenta uma estrutura </w:t>
+      </w:r>
+      <w:r>
+        <w:lastRenderedPageBreak/>
+        <w:t xml:space="preserve">lógica </w:t>
       </w:r>
       <w:r>
         <w:t xml:space="preserve">muito simples </w:t>
@@ -9144,6 +9148,7 @@
       </w:pPr>
       <w:bookmarkStart w:id="19" w:name="_Ref215643198"/>
       <w:r>
+        <w:lastRenderedPageBreak/>
         <w:t xml:space="preserve">Quadro </w:t>
       </w:r>
       <w:r>
@@ -10662,6 +10667,7 @@
         <w:pStyle w:val="Texto"/>
       </w:pPr>
       <w:r>
+        <w:lastRenderedPageBreak/>
         <w:t>O atributo SC_ID_QUADRA é a estrela da tabela</w:t>
       </w:r>
       <w:r>
@@ -11569,6 +11575,7 @@
         <w:keepNext/>
       </w:pPr>
       <w:r>
+        <w:lastRenderedPageBreak/>
         <w:t>Após o georreferenciamento</w:t>
       </w:r>
       <w:r>
@@ -12247,6 +12254,7 @@
         <w:ind w:left="431" w:hanging="431"/>
       </w:pPr>
       <w:r>
+        <w:lastRenderedPageBreak/>
         <w:t>Trabalhos Futuros</w:t>
       </w:r>
     </w:p>
@@ -12986,7 +12994,11 @@
         <w:t xml:space="preserve">. </w:t>
       </w:r>
       <w:r>
-        <w:t>(2025, julho 11). MDN Web Docs. https://developer.mozilla.org/en-US/docs/Glossary/JSON_type_representation</w:t>
+        <w:t xml:space="preserve">(2025, julho 11). MDN Web Docs. </w:t>
+      </w:r>
+      <w:r>
+        <w:lastRenderedPageBreak/>
+        <w:t>https://developer.mozilla.org/en-US/docs/Glossary/JSON_type_representation</w:t>
       </w:r>
     </w:p>
     <w:p>
@@ -18496,6 +18508,12 @@
 </file>
 
 <file path=customXml/item1.xml><?xml version="1.0" encoding="utf-8"?>
+<p:properties xmlns:p="http://schemas.microsoft.com/office/2006/metadata/properties" xmlns:xsi="http://www.w3.org/2001/XMLSchema-instance" xmlns:pc="http://schemas.microsoft.com/office/infopath/2007/PartnerControls">
+  <documentManagement/>
+</p:properties>
+</file>
+
+<file path=customXml/item2.xml><?xml version="1.0" encoding="utf-8"?>
 <ct:contentTypeSchema xmlns:ct="http://schemas.microsoft.com/office/2006/metadata/contentType" xmlns:ma="http://schemas.microsoft.com/office/2006/metadata/properties/metaAttributes" ct:_="" ma:_="" ma:contentTypeName="Documento" ma:contentTypeID="0x01010015C3CB57ECFF704681DE6D0225573661" ma:contentTypeVersion="11" ma:contentTypeDescription="Crie um novo documento." ma:contentTypeScope="" ma:versionID="a25cbccc9e575d163515f641649bc18e">
   <xsd:schema xmlns:xsd="http://www.w3.org/2001/XMLSchema" xmlns:xs="http://www.w3.org/2001/XMLSchema" xmlns:p="http://schemas.microsoft.com/office/2006/metadata/properties" xmlns:ns3="7729959a-6c19-4435-b273-3b9c13b42d83" xmlns:ns4="35dca802-2542-4568-9350-26ac01424ce4" targetNamespace="http://schemas.microsoft.com/office/2006/metadata/properties" ma:root="true" ma:fieldsID="273de6b95b342e101980e35e771ace44" ns3:_="" ns4:_="">
     <xsd:import namespace="7729959a-6c19-4435-b273-3b9c13b42d83"/>
@@ -18704,17 +18722,7 @@
 </ct:contentTypeSchema>
 </file>
 
-<file path=customXml/item2.xml><?xml version="1.0" encoding="utf-8"?>
-<p:properties xmlns:p="http://schemas.microsoft.com/office/2006/metadata/properties" xmlns:xsi="http://www.w3.org/2001/XMLSchema-instance" xmlns:pc="http://schemas.microsoft.com/office/infopath/2007/PartnerControls">
-  <documentManagement/>
-</p:properties>
-</file>
-
 <file path=customXml/item3.xml><?xml version="1.0" encoding="utf-8"?>
-<b:Sources xmlns:b="http://schemas.openxmlformats.org/officeDocument/2006/bibliography" xmlns="http://schemas.openxmlformats.org/officeDocument/2006/bibliography" SelectedStyle="\APASixthEditionOfficeOnline.xsl" StyleName="APA" Version="6"/>
-</file>
-
-<file path=customXml/item4.xml><?xml version="1.0" encoding="utf-8"?>
 <?mso-contentType ?>
 <FormTemplates xmlns="http://schemas.microsoft.com/sharepoint/v3/contenttype/forms">
   <Display>DocumentLibraryForm</Display>
@@ -18723,7 +18731,20 @@
 </FormTemplates>
 </file>
 
+<file path=customXml/item4.xml><?xml version="1.0" encoding="utf-8"?>
+<b:Sources xmlns:b="http://schemas.openxmlformats.org/officeDocument/2006/bibliography" xmlns="http://schemas.openxmlformats.org/officeDocument/2006/bibliography" SelectedStyle="\APASixthEditionOfficeOnline.xsl" StyleName="APA" Version="6"/>
+</file>
+
 <file path=customXml/itemProps1.xml><?xml version="1.0" encoding="utf-8"?>
+<ds:datastoreItem xmlns:ds="http://schemas.openxmlformats.org/officeDocument/2006/customXml" ds:itemID="{61A674F5-A967-45D3-A60C-A337D32F4158}">
+  <ds:schemaRefs>
+    <ds:schemaRef ds:uri="http://schemas.microsoft.com/office/2006/metadata/properties"/>
+    <ds:schemaRef ds:uri="http://schemas.microsoft.com/office/infopath/2007/PartnerControls"/>
+  </ds:schemaRefs>
+</ds:datastoreItem>
+</file>
+
+<file path=customXml/itemProps2.xml><?xml version="1.0" encoding="utf-8"?>
 <ds:datastoreItem xmlns:ds="http://schemas.openxmlformats.org/officeDocument/2006/customXml" ds:itemID="{9A09A772-A7D1-4CF1-9A7F-C6D101051285}">
   <ds:schemaRefs>
     <ds:schemaRef ds:uri="http://schemas.microsoft.com/office/2006/metadata/contentType"/>
@@ -18742,27 +18763,18 @@
 </ds:datastoreItem>
 </file>
 
-<file path=customXml/itemProps2.xml><?xml version="1.0" encoding="utf-8"?>
-<ds:datastoreItem xmlns:ds="http://schemas.openxmlformats.org/officeDocument/2006/customXml" ds:itemID="{61A674F5-A967-45D3-A60C-A337D32F4158}">
+<file path=customXml/itemProps3.xml><?xml version="1.0" encoding="utf-8"?>
+<ds:datastoreItem xmlns:ds="http://schemas.openxmlformats.org/officeDocument/2006/customXml" ds:itemID="{06F7D5D4-DE25-49C4-9D01-AF5F24ECC6DB}">
   <ds:schemaRefs>
-    <ds:schemaRef ds:uri="http://schemas.microsoft.com/office/2006/metadata/properties"/>
-    <ds:schemaRef ds:uri="http://schemas.microsoft.com/office/infopath/2007/PartnerControls"/>
+    <ds:schemaRef ds:uri="http://schemas.microsoft.com/sharepoint/v3/contenttype/forms"/>
   </ds:schemaRefs>
 </ds:datastoreItem>
 </file>
 
-<file path=customXml/itemProps3.xml><?xml version="1.0" encoding="utf-8"?>
+<file path=customXml/itemProps4.xml><?xml version="1.0" encoding="utf-8"?>
 <ds:datastoreItem xmlns:ds="http://schemas.openxmlformats.org/officeDocument/2006/customXml" ds:itemID="{8B3B0863-5025-4EEE-BB9A-434401E67056}">
   <ds:schemaRefs>
     <ds:schemaRef ds:uri="http://schemas.openxmlformats.org/officeDocument/2006/bibliography"/>
   </ds:schemaRefs>
 </ds:datastoreItem>
-</file>
-
-<file path=customXml/itemProps4.xml><?xml version="1.0" encoding="utf-8"?>
-<ds:datastoreItem xmlns:ds="http://schemas.openxmlformats.org/officeDocument/2006/customXml" ds:itemID="{06F7D5D4-DE25-49C4-9D01-AF5F24ECC6DB}">
-  <ds:schemaRefs>
-    <ds:schemaRef ds:uri="http://schemas.microsoft.com/sharepoint/v3/contenttype/forms"/>
-  </ds:schemaRefs>
-</ds:datastoreItem>
 </file>